--- a/output/Friedkin_AI_Ops_Exercise_-_Data_2026-06-08/investor_brief.docx
+++ b/output/Friedkin_AI_Ops_Exercise_-_Data_2026-06-08/investor_brief.docx
@@ -155,7 +155,7 @@
                 <w:color w:val="1A1A1A"/>
                 <w:sz w:val="20"/>
               </w:rPr>
-              <w:t>Stages</w:t>
+              <w:t>Funding rounds</w:t>
             </w:r>
           </w:p>
         </w:tc>
@@ -172,7 +172,7 @@
                 <w:color w:val="000000"/>
                 <w:sz w:val="20"/>
               </w:rPr>
-              <w:t>Early Stage (9), Growth Stage (6)</w:t>
+              <w:t>Series A (12), Series B (3)</w:t>
             </w:r>
           </w:p>
         </w:tc>

--- a/output/Friedkin_AI_Ops_Exercise_-_Data_2026-06-08/investor_brief.docx
+++ b/output/Friedkin_AI_Ops_Exercise_-_Data_2026-06-08/investor_brief.docx
@@ -242,7 +242,7 @@
           <w:color w:val="8C8C8C"/>
           <w:sz w:val="18"/>
         </w:rPr>
-        <w:t>Early Stage  |  Manufacturing; Transportation Equipment Manufacturing; Shipbuilding  |  Boston, Massachusetts, United States, North America</w:t>
+        <w:t>Series A  |  Manufacturing; Transportation Equipment Manufacturing; Shipbuilding  |  Boston, Massachusetts, United States, North America</w:t>
       </w:r>
     </w:p>
     <w:p>
@@ -405,7 +405,7 @@
           <w:color w:val="8C8C8C"/>
           <w:sz w:val="18"/>
         </w:rPr>
-        <w:t>Growth Stage  |  Technology, Information and Internet; Software Development  |  Sunnyvale, California, United States, North America</w:t>
+        <w:t>Series B  |  Technology, Information and Internet; Software Development  |  Sunnyvale, California, United States, North America</w:t>
       </w:r>
     </w:p>
     <w:p>
@@ -568,7 +568,7 @@
           <w:color w:val="8C8C8C"/>
           <w:sz w:val="18"/>
         </w:rPr>
-        <w:t>Early Stage  |  Transportation, Logistics, Supply Chain and Storage; Logistics Technology  |  San Carlos, California, United States, North America</w:t>
+        <w:t>Series A  |  Transportation, Logistics, Supply Chain and Storage; Logistics Technology  |  San Carlos, California, United States, North America</w:t>
       </w:r>
     </w:p>
     <w:p>
@@ -746,7 +746,7 @@
           <w:color w:val="8C8C8C"/>
           <w:sz w:val="18"/>
         </w:rPr>
-        <w:t>Growth Stage  |  Transportation, Logistics, Supply Chain and Storage; Logistics Technology  |  San Francisco, California, United States, North America</w:t>
+        <w:t>Series A  |  Transportation, Logistics, Supply Chain and Storage; Logistics Technology  |  San Francisco, California, United States, North America</w:t>
       </w:r>
     </w:p>
     <w:p>
@@ -909,7 +909,7 @@
           <w:color w:val="8C8C8C"/>
           <w:sz w:val="18"/>
         </w:rPr>
-        <w:t>Growth Stage  |  Manufacturing; Transportation Equipment Manufacturing; Aviation and Aerospace Component Manufacturing  |  Long Beach, California, United States, North America</w:t>
+        <w:t>Series B  |  Manufacturing; Transportation Equipment Manufacturing; Aviation and Aerospace Component Manufacturing  |  Long Beach, California, United States, North America</w:t>
       </w:r>
     </w:p>
     <w:p>
@@ -1072,7 +1072,7 @@
           <w:color w:val="8C8C8C"/>
           <w:sz w:val="18"/>
         </w:rPr>
-        <w:t>Growth Stage  |  Technology, Information and Internet; Software Development  |  San Francisco, California, United States, North America</w:t>
+        <w:t>Series B  |  Technology, Information and Internet; Software Development  |  San Francisco, California, United States, North America</w:t>
       </w:r>
     </w:p>
     <w:p>
@@ -1250,7 +1250,7 @@
           <w:color w:val="8C8C8C"/>
           <w:sz w:val="18"/>
         </w:rPr>
-        <w:t>Growth Stage  |  Government Administration; Space Research and Technology  |  Santa Monica, California, United States, North America</w:t>
+        <w:t>Series A  |  Government Administration; Space Research and Technology  |  Santa Monica, California, United States, North America</w:t>
       </w:r>
     </w:p>
     <w:p>
@@ -1413,7 +1413,7 @@
           <w:color w:val="8C8C8C"/>
           <w:sz w:val="18"/>
         </w:rPr>
-        <w:t>Early Stage  |  Manufacturing; Transportation Equipment Manufacturing; Defense and Space Manufacturing  |  Bothell, Washington, United States, North America</w:t>
+        <w:t>Series A  |  Manufacturing; Transportation Equipment Manufacturing; Defense and Space Manufacturing  |  Bothell, Washington, United States, North America</w:t>
       </w:r>
     </w:p>
     <w:p>
@@ -1576,7 +1576,7 @@
           <w:color w:val="8C8C8C"/>
           <w:sz w:val="18"/>
         </w:rPr>
-        <w:t>Early Stage  |  Manufacturing; Transportation Equipment Manufacturing; Defense and Space Manufacturing  |  Rockville, Maryland, United States, North America</w:t>
+        <w:t>Series A  |  Manufacturing; Transportation Equipment Manufacturing; Defense and Space Manufacturing  |  Rockville, Maryland, United States, North America</w:t>
       </w:r>
     </w:p>
     <w:p>
@@ -1754,7 +1754,7 @@
           <w:color w:val="8C8C8C"/>
           <w:sz w:val="18"/>
         </w:rPr>
-        <w:t>Early Stage  |  Government Administration; Space Research and Technology  |  Lichtenau, Baden-Wurttemberg, Germany, Europe</w:t>
+        <w:t>Series A  |  Government Administration; Space Research and Technology  |  Lichtenau, Baden-Wurttemberg, Germany, Europe</w:t>
       </w:r>
     </w:p>
     <w:p>
@@ -1917,7 +1917,7 @@
           <w:color w:val="8C8C8C"/>
           <w:sz w:val="18"/>
         </w:rPr>
-        <w:t>Early Stage  |  Technology, Information and Internet; Internet Marketplace Platforms  |  London, England, United Kingdom, Europe</w:t>
+        <w:t>Series A  |  Technology, Information and Internet; Internet Marketplace Platforms  |  London, England, United Kingdom, Europe</w:t>
       </w:r>
     </w:p>
     <w:p>
@@ -2095,7 +2095,7 @@
           <w:color w:val="8C8C8C"/>
           <w:sz w:val="18"/>
         </w:rPr>
-        <w:t>Early Stage  |  Technology, Information and Internet; Software Development  |  Boston, Massachusetts, United States, North America</w:t>
+        <w:t>Series A  |  Technology, Information and Internet; Software Development  |  Boston, Massachusetts, United States, North America</w:t>
       </w:r>
     </w:p>
     <w:p>
@@ -2288,7 +2288,7 @@
           <w:color w:val="8C8C8C"/>
           <w:sz w:val="18"/>
         </w:rPr>
-        <w:t>Early Stage  |  Manufacturing; Machinery Manufacturing; Automation Machinery Manufacturing  |  Munich, Bavaria, Germany, Europe</w:t>
+        <w:t>Series A  |  Manufacturing; Machinery Manufacturing; Automation Machinery Manufacturing  |  Munich, Bavaria, Germany, Europe</w:t>
       </w:r>
     </w:p>
     <w:p>
@@ -2451,7 +2451,7 @@
           <w:color w:val="8C8C8C"/>
           <w:sz w:val="18"/>
         </w:rPr>
-        <w:t>Early Stage  |  Manufacturing; Transportation Equipment Manufacturing; Aviation and Aerospace Component Manufacturing  |  New York City, New York, United States, North America</w:t>
+        <w:t>Series A  |  Manufacturing; Transportation Equipment Manufacturing; Aviation and Aerospace Component Manufacturing  |  New York City, New York, United States, North America</w:t>
       </w:r>
     </w:p>
     <w:p>
@@ -2629,7 +2629,7 @@
           <w:color w:val="8C8C8C"/>
           <w:sz w:val="18"/>
         </w:rPr>
-        <w:t>Growth Stage  |  Manufacturing; Defense and Space Manufacturing  |  Berlin, Berlin, Germany, Europe</w:t>
+        <w:t>Series A  |  Manufacturing; Defense and Space Manufacturing  |  Berlin, Berlin, Germany, Europe</w:t>
       </w:r>
     </w:p>
     <w:p>
